--- a/docs/downloads/charles-henry-mackintosh/تم/doc_0048.docx
+++ b/docs/downloads/charles-henry-mackintosh/تم/doc_0048.docx
@@ -1,6 +1,6 @@
 
 <file path=word/document.xml><?xml version="1.0" encoding="utf-8"?>
-<w:document xmlns:wpc="http://schemas.microsoft.com/office/word/2010/wordprocessingCanvas" xmlns:cx="http://schemas.microsoft.com/office/drawing/2014/chartex" xmlns:cx1="http://schemas.microsoft.com/office/drawing/2015/9/8/chartex" xmlns:cx2="http://schemas.microsoft.com/office/drawing/2015/10/21/chartex" xmlns:cx3="http://schemas.microsoft.com/office/drawing/2016/5/9/chartex" xmlns:cx4="http://schemas.microsoft.com/office/drawing/2016/5/10/chartex" xmlns:cx5="http://schemas.microsoft.com/office/drawing/2016/5/11/chartex" xmlns:cx6="http://schemas.microsoft.com/office/drawing/2016/5/12/chartex" xmlns:cx7="http://schemas.microsoft.com/office/drawing/2016/5/13/chartex" xmlns:cx8="http://schemas.microsoft.com/office/drawing/2016/5/14/chartex" xmlns:mc="http://schemas.openxmlformats.org/markup-compatibility/2006" xmlns:aink="http://schemas.microsoft.com/office/drawing/2016/ink" xmlns:am3d="http://schemas.microsoft.com/office/drawing/2017/model3d" xmlns:o="urn:schemas-microsoft-com:office:office" xmlns:oel="http://schemas.microsoft.com/office/2019/extlst" xmlns:r="http://schemas.openxmlformats.org/officeDocument/2006/relationships" xmlns:m="http://schemas.openxmlformats.org/officeDocument/2006/math" xmlns:v="urn:schemas-microsoft-com:vml" xmlns:wp14="http://schemas.microsoft.com/office/word/2010/wordprocessingDrawing" xmlns:wp="http://schemas.openxmlformats.org/drawingml/2006/wordprocessingDrawing" xmlns:w10="urn:schemas-microsoft-com:office:word" xmlns:w="http://schemas.openxmlformats.org/wordprocessingml/2006/main" xmlns:w14="http://schemas.microsoft.com/office/word/2010/wordml" xmlns:w15="http://schemas.microsoft.com/office/word/2012/wordml" xmlns:w16cex="http://schemas.microsoft.com/office/word/2018/wordml/cex" xmlns:w16cid="http://schemas.microsoft.com/office/word/2016/wordml/cid" xmlns:w16="http://schemas.microsoft.com/office/word/2018/wordml" xmlns:w16du="http://schemas.microsoft.com/office/word/2023/wordml/word16du" xmlns:w16sdtdh="http://schemas.microsoft.com/office/word/2020/wordml/sdtdatahash" xmlns:w16se="http://schemas.microsoft.com/office/word/2015/wordml/symex" xmlns:wpg="http://schemas.microsoft.com/office/word/2010/wordprocessingGroup" xmlns:wpi="http://schemas.microsoft.com/office/word/2010/wordprocessingInk" xmlns:wne="http://schemas.microsoft.com/office/word/2006/wordml" xmlns:wps="http://schemas.microsoft.com/office/word/2010/wordprocessingShape" mc:Ignorable="w14 w15 w16se w16cid w16 w16cex w16sdtdh wp14">
+<w:document xmlns:wpc="http://schemas.microsoft.com/office/word/2010/wordprocessingCanvas" xmlns:cx="http://schemas.microsoft.com/office/drawing/2014/chartex" xmlns:cx1="http://schemas.microsoft.com/office/drawing/2015/9/8/chartex" xmlns:cx2="http://schemas.microsoft.com/office/drawing/2015/10/21/chartex" xmlns:cx3="http://schemas.microsoft.com/office/drawing/2016/5/9/chartex" xmlns:cx4="http://schemas.microsoft.com/office/drawing/2016/5/10/chartex" xmlns:cx5="http://schemas.microsoft.com/office/drawing/2016/5/11/chartex" xmlns:cx6="http://schemas.microsoft.com/office/drawing/2016/5/12/chartex" xmlns:cx7="http://schemas.microsoft.com/office/drawing/2016/5/13/chartex" xmlns:cx8="http://schemas.microsoft.com/office/drawing/2016/5/14/chartex" xmlns:mc="http://schemas.openxmlformats.org/markup-compatibility/2006" xmlns:aink="http://schemas.microsoft.com/office/drawing/2016/ink" xmlns:am3d="http://schemas.microsoft.com/office/drawing/2017/model3d" xmlns:o="urn:schemas-microsoft-com:office:office" xmlns:oel="http://schemas.microsoft.com/office/2019/extlst" xmlns:r="http://schemas.openxmlformats.org/officeDocument/2006/relationships" xmlns:m="http://schemas.openxmlformats.org/officeDocument/2006/math" xmlns:v="urn:schemas-microsoft-com:vml" xmlns:wp14="http://schemas.microsoft.com/office/word/2010/wordprocessingDrawing" xmlns:wp="http://schemas.openxmlformats.org/drawingml/2006/wordprocessingDrawing" xmlns:w10="urn:schemas-microsoft-com:office:word" xmlns:w="http://schemas.openxmlformats.org/wordprocessingml/2006/main" xmlns:w14="http://schemas.microsoft.com/office/word/2010/wordml" xmlns:w15="http://schemas.microsoft.com/office/word/2012/wordml" xmlns:w16cex="http://schemas.microsoft.com/office/word/2018/wordml/cex" xmlns:w16cid="http://schemas.microsoft.com/office/word/2016/wordml/cid" xmlns:w16="http://schemas.microsoft.com/office/word/2018/wordml" xmlns:w16sdtdh="http://schemas.microsoft.com/office/word/2020/wordml/sdtdatahash" xmlns:w16se="http://schemas.microsoft.com/office/word/2015/wordml/symex" xmlns:wpg="http://schemas.microsoft.com/office/word/2010/wordprocessingGroup" xmlns:wpi="http://schemas.microsoft.com/office/word/2010/wordprocessingInk" xmlns:wne="http://schemas.microsoft.com/office/word/2006/wordml" xmlns:wps="http://schemas.microsoft.com/office/word/2010/wordprocessingShape" mc:Ignorable="w14 w15 w16se w16cid w16 w16cex w16sdtdh wp14">
   <w:body>
     <w:p>
       <w:pPr>
@@ -12,9 +12,10 @@
         <w:r>
           <w:rPr>
             <w:rStyle w:val="Hyperlink"/>
+            <w:rFonts w:hint="cs"/>
             <w:rtl/>
           </w:rPr>
-          <w:t>الهلاك الأبدي</w:t>
+          <w:t>انفصال أم اندماج</w:t>
         </w:r>
       </w:hyperlink>
     </w:p>
@@ -22,16 +23,27 @@
       <w:pPr>
         <w:rPr>
           <w:rtl/>
-          <w:lang w:bidi="ar-SA"/>
         </w:rPr>
       </w:pPr>
       <w:r>
         <w:rPr>
           <w:rFonts w:hint="cs"/>
           <w:rtl/>
-          <w:lang w:bidi="ar-SA"/>
-        </w:rPr>
-        <w:t>... أم أنه هنالك حد زمني للهلاك "الأبدي"؟</w:t>
+        </w:rPr>
+        <w:t xml:space="preserve">إرمياء 15: 19؛ 2. كورنثوس 6: 14- 18؛ 2. تيموثاوس 2: 19 </w:t>
+      </w:r>
+      <w:r>
+        <w:rPr>
+          <w:rtl/>
+        </w:rPr>
+        <w:t>–</w:t>
+      </w:r>
+      <w:r>
+        <w:rPr>
+          <w:rFonts w:hint="cs"/>
+          <w:rtl/>
+        </w:rPr>
+        <w:t xml:space="preserve"> 21</w:t>
       </w:r>
     </w:p>
     <w:p>
@@ -46,103 +58,39 @@
       <w:pPr>
         <w:rPr>
           <w:rtl/>
-          <w:lang w:bidi="ar-SA"/>
         </w:rPr>
       </w:pPr>
       <w:r>
         <w:rPr>
           <w:rFonts w:hint="cs"/>
           <w:rtl/>
-          <w:lang w:bidi="ar-SA"/>
-        </w:rPr>
-        <w:t>يوحنا 3: 36: "</w:t>
-      </w:r>
-      <w:r>
-        <w:rPr>
-          <w:rtl/>
-        </w:rPr>
-        <w:t xml:space="preserve"> </w:t>
-      </w:r>
-      <w:r>
-        <w:rPr>
-          <w:rtl/>
-          <w:lang w:bidi="ar-SA"/>
-        </w:rPr>
-        <w:t>الَّذِي يُؤْمِنُ بِالابْنِ لَهُ حَيَاةٌ أَبَدِيَّةٌ، وَالَّذِي لاَ يُؤْمِنُ بِالابْنِ لَنْ يَرَى حَيَاةً بَلْ يَمْكُثُ عَلَيْهِ غَضَبُ اللهِ».</w:t>
-      </w:r>
-      <w:r>
-        <w:rPr>
-          <w:rFonts w:hint="cs"/>
-          <w:rtl/>
-          <w:lang w:bidi="ar-SA"/>
-        </w:rPr>
-        <w:t>"</w:t>
+        </w:rPr>
+        <w:t>إرميا 15: 19</w:t>
       </w:r>
     </w:p>
     <w:p>
       <w:pPr>
         <w:rPr>
           <w:rtl/>
-          <w:lang w:bidi="ar-SA"/>
         </w:rPr>
       </w:pPr>
       <w:r>
         <w:rPr>
           <w:rFonts w:hint="cs"/>
           <w:rtl/>
-          <w:lang w:bidi="ar-SA"/>
-        </w:rPr>
-        <w:t>في الفترة الأخيرة كنت قد تكلمت كثيرًا عن العدد الأخير من يوحنا 3. إنه يبدو لي بمثابة رد قوي على الضلالي</w:t>
-      </w:r>
-      <w:r>
-        <w:rPr>
-          <w:rFonts w:hint="cs"/>
-          <w:rtl/>
-          <w:lang w:bidi="ar-SA"/>
-        </w:rPr>
-        <w:t>َ</w:t>
-      </w:r>
-      <w:r>
-        <w:rPr>
-          <w:rFonts w:hint="cs"/>
-          <w:rtl/>
-          <w:lang w:bidi="ar-SA"/>
-        </w:rPr>
-        <w:t xml:space="preserve">ن السابقين في أيامنا </w:t>
-      </w:r>
-      <w:r>
-        <w:rPr>
-          <w:rtl/>
-          <w:lang w:bidi="ar-SA"/>
-        </w:rPr>
-        <w:t>–</w:t>
-      </w:r>
-      <w:r>
-        <w:rPr>
-          <w:rFonts w:hint="cs"/>
-          <w:rtl/>
-          <w:lang w:bidi="ar-SA"/>
-        </w:rPr>
-        <w:t xml:space="preserve"> وهو على الكفارة الشاملة والدمار الشامل. "</w:t>
-      </w:r>
-      <w:r>
-        <w:rPr>
-          <w:rtl/>
-        </w:rPr>
-        <w:t xml:space="preserve"> </w:t>
-      </w:r>
-      <w:r>
-        <w:rPr>
-          <w:rtl/>
-          <w:lang w:bidi="ar-SA"/>
-        </w:rPr>
-        <w:t>الَّذِي يُؤْمِنُ بِالابْنِ لَهُ حَيَاةٌ أَبَدِيَّةٌ، وَالَّذِي لاَ يُؤْمِنُ بِالابْنِ لَنْ يَرَى حَيَاةً بَلْ يَمْكُثُ عَلَيْهِ غَضَبُ اللهِ».</w:t>
-      </w:r>
-      <w:r>
-        <w:rPr>
-          <w:rFonts w:hint="cs"/>
-          <w:rtl/>
-          <w:lang w:bidi="ar-SA"/>
+        </w:rPr>
+        <w:t>"</w:t>
+      </w:r>
+      <w:r>
+        <w:rPr>
+          <w:rtl/>
+        </w:rPr>
+        <w:t xml:space="preserve"> لِذلِكَ هكَذَا قَالَ الرَّبُّ: «إِنْ رَجَعْتَ أُرَجِّعْكَ، فَتَقِفْ أَمَامِي. وَإِذَا أَخْرَجْتَ الثَّمِينَ مِنَ الْمَرْذُولِ فَمِثْلَ فَمِي تَكُونُ. هُمْ يَرْجِعُونَ إِلَيْكَ وَأَنْتَ لاَ تَرْجعُ إِلَيْهِمْ. </w:t>
+      </w:r>
+      <w:r>
+        <w:rPr>
+          <w:rFonts w:hint="cs"/>
+          <w:rtl/>
         </w:rPr>
         <w:t>"</w:t>
       </w:r>
@@ -151,109 +99,116 @@
       <w:pPr>
         <w:rPr>
           <w:rtl/>
-          <w:lang w:bidi="ar-SA"/>
         </w:rPr>
       </w:pPr>
       <w:r>
         <w:rPr>
           <w:rFonts w:hint="cs"/>
           <w:rtl/>
-          <w:lang w:bidi="ar-SA"/>
-        </w:rPr>
-        <w:t>إن الذين ينكرون الهلاك الأبدي، كما نعلم، ينقسمون إلى مجموعتين تختلفان في تفاصيل جوهرية في تعاليم</w:t>
-      </w:r>
-      <w:r>
-        <w:rPr>
-          <w:rFonts w:hint="cs"/>
-          <w:rtl/>
-          <w:lang w:bidi="ar-SA"/>
-        </w:rPr>
-        <w:t>ي</w:t>
-      </w:r>
-      <w:r>
-        <w:rPr>
-          <w:rFonts w:hint="cs"/>
-          <w:rtl/>
-          <w:lang w:bidi="ar-SA"/>
-        </w:rPr>
-        <w:t xml:space="preserve">ها. الواحدة تعترف بالإيمان، بأنه في النهاية كل شيء سيتجدد وسيكون في حالة أبدية من السعادة. إنهم مؤيدو الكفارة </w:t>
-      </w:r>
-      <w:r>
-        <w:rPr>
-          <w:rFonts w:hint="cs"/>
-          <w:rtl/>
-          <w:lang w:bidi="ar-SA"/>
-        </w:rPr>
-        <w:t>العامة</w:t>
-      </w:r>
-      <w:r>
-        <w:rPr>
-          <w:rFonts w:hint="cs"/>
-          <w:rtl/>
-          <w:lang w:bidi="ar-SA"/>
-        </w:rPr>
-        <w:t>. الآخرون يؤيدون الفكرة، بأن جميع الذين هم بلا مسيح سيموتون، مع أن النفس ستهلك كما الجسد أيضًا. فالأمر معهم سينتهي نهائيًا؛ وسيهلكون كالحيوانات.</w:t>
+        </w:rPr>
+        <w:t xml:space="preserve">إن المبدأ الإلهي المسجل في هذا الموضع هو في غاية الأهمية لجميع السالكين مع الله. إلا أنه بعيد كل البعد بأن يكون محببًا لدى الجمع العام والناس. ولكن هذا لا يقلل من قيمته </w:t>
+      </w:r>
+      <w:r>
+        <w:rPr>
+          <w:rFonts w:hint="cs"/>
+          <w:rtl/>
+        </w:rPr>
+        <w:t xml:space="preserve">أي </w:t>
+      </w:r>
+      <w:r>
+        <w:rPr>
+          <w:rFonts w:hint="cs"/>
+          <w:rtl/>
+        </w:rPr>
+        <w:t>شيء في عيون المتعلمين من الله. على العكس، فبكل تأكيد في عالم شرير هذا الجمع العام هو معوجّ؛ ومن الجانب الآخر كل ما يتضمن غالبًا عن الله، وغالبًا عن المسيح وعن الحق النقي، من المؤكد أنه مرغوب أقل من الجمع العام. إنه مبدأ في حُكم الإيمان، لأن المسيح والعالم هما متناقضان في النطاق الأدبي.</w:t>
       </w:r>
     </w:p>
     <w:p>
       <w:pPr>
         <w:rPr>
           <w:rtl/>
-          <w:lang w:bidi="ar-SA"/>
         </w:rPr>
       </w:pPr>
       <w:r>
         <w:rPr>
           <w:rFonts w:hint="cs"/>
           <w:rtl/>
-          <w:lang w:bidi="ar-SA"/>
-        </w:rPr>
-        <w:t xml:space="preserve">أعتقد أنك ستوافقني الرأي بأن يوحنا 3: 36 يناقض هذين الضلالين </w:t>
-      </w:r>
-      <w:r>
-        <w:rPr>
-          <w:rFonts w:hint="cs"/>
-          <w:rtl/>
-          <w:lang w:bidi="ar-SA"/>
-        </w:rPr>
-        <w:t>الشريرين تمامًا. إن مؤيدي الكفارة العامة سيتصارعون مع القول المؤثر والمؤيد بالبرهان، أن الغير مؤمن "لن يرى حياة أبدية". إنهم يضعون الفكرة جانبًا تمامًا بأن جميع الناس سيتجددون وسيخلصون إلى الأبد. أولئك الذين يرفضون بأن يؤمنوا بالابن سيموتون في خطاياهم ولن يروا الحياة مرة أخرى.</w:t>
+        </w:rPr>
+        <w:t xml:space="preserve">إحدى أكثر الأفكار المحببة والمنتشرة في أيامنا هو </w:t>
+      </w:r>
+      <w:r>
+        <w:rPr>
+          <w:rFonts w:hint="cs"/>
+          <w:rtl/>
+        </w:rPr>
+        <w:t>الاختلاط</w:t>
+      </w:r>
+      <w:r>
+        <w:rPr>
+          <w:rFonts w:hint="cs"/>
+          <w:rtl/>
+        </w:rPr>
+        <w:t xml:space="preserve"> أو الاندماج </w:t>
+      </w:r>
+      <w:r>
+        <w:rPr>
+          <w:rFonts w:hint="cs"/>
+          <w:rtl/>
+        </w:rPr>
+        <w:t>ب</w:t>
+      </w:r>
+      <w:r>
+        <w:rPr>
+          <w:rFonts w:hint="cs"/>
+          <w:rtl/>
+        </w:rPr>
+        <w:t>أشخاص وأمور يجب أن تبقى بحسب أفكار الله منفصلة، وجميع الذين يريدون أن يكونوا ذوي فكر رحب ووجهة غير مقيدة يؤيدون هذه الفكرة بعزم. غير أننا لا نتباطأ بأن ندّعي بأنها في تناقض مباشر مع فكر الله المُعلن. إننا لنا الوعي الصريح بأننا لأجل هذا نتعارض مع الحُكم العام للمسيحية. لكننا مستعدين لها. ليس كما لو كنا نحب المعارضة أو نسعى لها؛ كلا، لكننا تعلمنا بأن لا نثق بالمدعو عالمًا دينيًا، لأننا وجدنا، بأن هذا الحكم يناقض بصورة دائمة تعاليم الكتاب المقدس الواضحة؛ وكل ما نرغبه هو بصدق أن نقف إلى جانب كلمة الله، حيث لا يتبقى ما هو غير مؤسس</w:t>
+      </w:r>
+      <w:r>
+        <w:rPr>
+          <w:rFonts w:hint="cs"/>
+          <w:rtl/>
+        </w:rPr>
+        <w:t xml:space="preserve"> على أساس هذه الكلمة الراسخ.</w:t>
       </w:r>
     </w:p>
     <w:p>
       <w:pPr>
         <w:rPr>
           <w:rtl/>
-          <w:lang w:bidi="ar-SA"/>
         </w:rPr>
       </w:pPr>
       <w:r>
         <w:rPr>
           <w:rFonts w:hint="cs"/>
           <w:rtl/>
-          <w:lang w:bidi="ar-SA"/>
-        </w:rPr>
-        <w:t>لكن إن كان سيحدث كل هذا فسيقول مؤيدو الهلاك العام: "تمامًا هكذا؛ هذا ما أومن به. فقط الذين يؤمنون بالابن سيحيون إلى الأبد. الحياة الأبدية هي فقط في الابن؛ وبالتالي فجميع الذين يموتون من دون المسيح سيهلكون. فالنفس والجسد سيكونان للهلاك."</w:t>
+        </w:rPr>
+        <w:t>فما الذي يعلّمه الكتاب: انفصال أم اندماج؟ ماذا يقول التعليم الذي حصل عليه النبي إرمياء في زمانه؟ هل كان عليه أن يحاول بأن يندمج مع الذين من حوله؟ هل كان عليه أن يخلط بين الثمين والمرذول؟ المستقيم بنقيضه. لقد تعلّم من الله بأن يحفظ نفسه منفصلاً عن الذين شكلوا بحسب اعترافهم شعبًا لله، بينما طرقهم ناقضت أفكاره واهتمامه. "</w:t>
+      </w:r>
+      <w:r>
+        <w:rPr>
+          <w:rFonts w:hint="cs"/>
+          <w:rtl/>
+        </w:rPr>
+        <w:t>قف أمامي"، يقول الله، و: "ولا ترجع إليهم."</w:t>
       </w:r>
     </w:p>
     <w:p>
       <w:pPr>
         <w:rPr>
           <w:rtl/>
-          <w:lang w:bidi="ar-SA"/>
         </w:rPr>
       </w:pPr>
       <w:r>
         <w:rPr>
           <w:rFonts w:hint="cs"/>
           <w:rtl/>
-          <w:lang w:bidi="ar-SA"/>
-        </w:rPr>
-        <w:t xml:space="preserve">"إنه حاشا أن يكون ذلك"، يقول الكتاب المقدس. إنه فعلاً صحيح بأنهم لن يروا الحياة. ولكن </w:t>
-      </w:r>
-      <w:r>
-        <w:rPr>
-          <w:rtl/>
-          <w:lang w:bidi="ar-SA"/>
+        </w:rPr>
+        <w:t xml:space="preserve">هذا كان درب النبي وموقفه. لقد كان عليه أن يقف في انفصال عن الشر إلى جانب الله، مهما كان يعتقده الناس أو إخوته. حتى وإن اعتبروه ضيّق الخُلق، تقوي، مغلق، غير متساهل وما إلى ذلك </w:t>
+      </w:r>
+      <w:r>
+        <w:rPr>
+          <w:rtl/>
         </w:rPr>
         <w:t>–</w:t>
       </w:r>
@@ -261,14 +216,19 @@
         <w:rPr>
           <w:rFonts w:hint="cs"/>
           <w:rtl/>
-          <w:lang w:bidi="ar-SA"/>
-        </w:rPr>
-        <w:t xml:space="preserve"> يا لها من حقيقة مريعة! </w:t>
-      </w:r>
-      <w:r>
-        <w:rPr>
-          <w:rtl/>
-          <w:lang w:bidi="ar-SA"/>
+        </w:rPr>
+        <w:t xml:space="preserve"> فلم يكن له أي شأن في ذلك. الشيء الوحيد الذي كان عليه فعله</w:t>
+      </w:r>
+      <w:r>
+        <w:rPr>
+          <w:rFonts w:hint="cs"/>
+          <w:rtl/>
+        </w:rPr>
+        <w:t xml:space="preserve"> كان: أن يطيع. الانفصال عن الشر وليس الاختلاط به كانت هي القاعدة الإلهية. بحسب الاعتقاد البشري ربما كان اختلاطه سيفتح له حقلاً أوسع من النشاط المفيد؛ لكن أول غرض كان ينبغي أن يكون أمام قلب عبد حقيقي للرب، ليس المنفعة، وإنما الطاعة. إن شُغل العبد يقوم على فعل ما أومر بأن يفعله، وليس ما يحسبه صحيحًا أو حسن. لو فُهم هذا الأمر عند المؤمنين لكانت أمور كثيرة أسهل ولاختفت الكثير من العوائق والمشاكل من الطريق. إن كان الله يطالبنا بالانفصال عن الشر ونحن نتخيّل بأننا سنفعل أكثر أمورًا حسنة إن اختلطنا به </w:t>
+      </w:r>
+      <w:r>
+        <w:rPr>
+          <w:rtl/>
         </w:rPr>
         <w:t>–</w:t>
       </w:r>
@@ -276,329 +236,955 @@
         <w:rPr>
           <w:rFonts w:hint="cs"/>
           <w:rtl/>
-          <w:lang w:bidi="ar-SA"/>
-        </w:rPr>
-        <w:t xml:space="preserve"> "</w:t>
-      </w:r>
-      <w:r>
-        <w:rPr>
-          <w:rtl/>
-        </w:rPr>
-        <w:t xml:space="preserve"> </w:t>
-      </w:r>
-      <w:r>
-        <w:rPr>
-          <w:rtl/>
-          <w:lang w:bidi="ar-SA"/>
-        </w:rPr>
-        <w:t>يَمْكُثُ عَلَيْهِ غَضَبُ اللهِ</w:t>
-      </w:r>
-      <w:r>
-        <w:rPr>
-          <w:rFonts w:hint="cs"/>
-          <w:rtl/>
-          <w:lang w:bidi="ar-SA"/>
-        </w:rPr>
-        <w:t xml:space="preserve">". هذه الجملة تسلمنا من دون شك ردًا صريحًا على تعليم الهلاك العام. إن كان غضب الله سيمكث على غير المؤمن فمن المستحيل تمامًا بأن يفقد الأول كيانه. </w:t>
-      </w:r>
-      <w:r>
-        <w:rPr>
-          <w:rFonts w:hint="cs"/>
-          <w:rtl/>
-          <w:lang w:bidi="ar-SA"/>
-        </w:rPr>
-        <w:t>إن الهلاك العام والغضب الماكث لا يتفقان معًا. وما يتبقى لنا هو احتمالين: إما أن نمحي كلمة "يمكث" من الإصحاح الموحى به أو نتخلى تمامًا عن فكرة الهلاك العام. إنه من المستحيل أن نتمسك بكليهما.</w:t>
+        </w:rPr>
+        <w:t xml:space="preserve"> فكيف سنقف عندها أمامه؟ كيف سنتقابل معه؟ هل سيهنئنا فيما ظهر كعصيان مباشر لكلمته؟</w:t>
+      </w:r>
+      <w:r>
+        <w:rPr>
+          <w:rFonts w:hint="cs"/>
+          <w:rtl/>
+        </w:rPr>
+        <w:t xml:space="preserve"> أليس من الواضح بأن أول وآخر واجب لنا هو بأن نطيع؟ أكيد وبكل يقين. الطاعة هي الأساس، نعم إجماع لكل ما يمكن تسميته حسن </w:t>
+      </w:r>
+      <w:r>
+        <w:rPr>
+          <w:rFonts w:hint="cs"/>
+          <w:rtl/>
+        </w:rPr>
+        <w:t>بحق</w:t>
+      </w:r>
+      <w:r>
+        <w:rPr>
+          <w:rFonts w:hint="cs"/>
+          <w:rtl/>
+        </w:rPr>
+        <w:t>.</w:t>
       </w:r>
     </w:p>
     <w:p>
       <w:pPr>
         <w:rPr>
           <w:rtl/>
-          <w:lang w:bidi="ar-SA"/>
         </w:rPr>
       </w:pPr>
       <w:r>
         <w:rPr>
           <w:rFonts w:hint="cs"/>
           <w:rtl/>
-          <w:lang w:bidi="ar-SA"/>
-        </w:rPr>
-        <w:t xml:space="preserve">إني بذلك أُشير طبعًا فقط إلى هذه الآية في الكتاب المقدس. وهي كافية تمامًا على حل المشكلة في حد ذاتها من جهة المسألة الخطيرة عن الهلاك الأبدي لكل نفس تخضع لصوت الله. ولكن عن هذا يتكلم الأمر. الناس لا تريد بأن تخضع لتعليم وسيادة الكتاب المقدس. هم يتمادون على تحديد ما هو الفعل اللائق بالله وأي فعل ليس كذلك. هم يتهيأون بأن الناس يجوز لهم أن يعيشوا في الخطية، في الجهالة، في تمرد على الله وفي رفضهم لمسيحه دون أن ينالوا عقابهم على ذلك. هم يتمادون على التحديد بأنه سيكون هنالك عدم توافق مع تصورهم عن الله إن كان يسمح بشيء مثل الهلاك الأبدي. </w:t>
-      </w:r>
-      <w:r>
-        <w:rPr>
-          <w:rFonts w:hint="cs"/>
-          <w:rtl/>
-          <w:lang w:bidi="ar-SA"/>
-        </w:rPr>
-        <w:t>إنهم يفرضون في طرق أحكام الله ما سيعتبره المرء ضعفًا في كل عدالة بشرية، ألا وهو عدم القدرة على معاقبة الأثيم.</w:t>
+        </w:rPr>
+        <w:lastRenderedPageBreak/>
+        <w:t>فهل لم يكن لإرمياء ما يفعله في طريقه الضيق؟ هل كان عليه أن يبقى دون أن يفعل شيئًا؟ وأن يضع يديه في حِجره؟ أبدًا. إن نشاطه وُصف له بأكثر الصور وضوحًا. وفي ماذا؟ "</w:t>
+      </w:r>
+      <w:r>
+        <w:rPr>
+          <w:rtl/>
+        </w:rPr>
+        <w:t>وَإِذَا أَخْرَجْتَ الثَّمِينَ مِنَ الْمَرْذُولِ فَمِثْلَ فَمِي تَكُونُ</w:t>
+      </w:r>
+      <w:r>
+        <w:rPr>
+          <w:rFonts w:hint="cs"/>
+          <w:rtl/>
+        </w:rPr>
+        <w:t xml:space="preserve">" هو ليس فقط كان عليه أن ينفصل لأجل نفسه وأن يسير في درب الانفصال عن الشر، وإنما كان عليه أن يسعى بأن يفصل آخرين أيضًا. إن هذا كان سيجعله في عيون إخوته كصانع مرتدين أو أنه رجل معتد برأيه يريد بأن يرد آخرين إلى </w:t>
+      </w:r>
+      <w:r>
+        <w:rPr>
+          <w:rFonts w:hint="cs"/>
+          <w:rtl/>
+        </w:rPr>
+        <w:t>طريقة تفكيره. ولكن في هذا أيضًا لم يكن عليه أن يهتم بأفكار الناس. لقد كان الأفضل مبارك أكثر لإرمياء بأن يكون فم الله من أن يكوّن علاقة طيبة مع الناس الذين من حوله. ما قيمة أفكار الناس وآراءهم؟ لا شيء. في ذات الساعة التي تتركه أنفاسه تذهب أفكاره إلى ما تحت التراب. لكن أفكار الله فهي تبقى إلى ثابتة إلى الأبد. لو أسلم النبي نفسه بأن يخلط الثمين بالمرذول ما كان كفم الله، وإنما كفم إبليس. الانفصال هو مبدأ إلهي؛ الاختلاط هو مبدأ شيطاني.</w:t>
       </w:r>
     </w:p>
     <w:p>
       <w:pPr>
         <w:rPr>
           <w:rtl/>
-          <w:lang w:bidi="ar-SA"/>
         </w:rPr>
       </w:pPr>
       <w:r>
         <w:rPr>
           <w:rFonts w:hint="cs"/>
           <w:rtl/>
-          <w:lang w:bidi="ar-SA"/>
-        </w:rPr>
-        <w:t xml:space="preserve">غير أن كلمة الله تقف ضدهم. إنها تتكلم عن "نار"، "لا تُطفأ"، عن "دودة" "لا تموت" (مرقس 9: 48) عن "هوّة" قد أُثبتت (لوقا 16: 26) وعن "غضب ماكث". إني أود بأن أسأل: ما الذي تعنيه هذه الكلمات بحسب حُكم كل إنسان صادق، غير متحيز؟ من الممكن أن يُقال أنها صور. </w:t>
-      </w:r>
-      <w:r>
-        <w:rPr>
-          <w:rFonts w:hint="cs"/>
-          <w:rtl/>
-          <w:lang w:bidi="ar-SA"/>
-        </w:rPr>
-        <w:t xml:space="preserve">صحيح أن كل من "نار" "دودة" و"هوة" هي صور. لكن عن ماذا تتكلم هذه الصور؟ هل هي صور عن شيء قصير الأمد </w:t>
-      </w:r>
-      <w:r>
-        <w:rPr>
-          <w:rtl/>
-          <w:lang w:bidi="ar-SA"/>
-        </w:rPr>
-        <w:t>–</w:t>
-      </w:r>
-      <w:r>
-        <w:rPr>
-          <w:rFonts w:hint="cs"/>
-          <w:rtl/>
-          <w:lang w:bidi="ar-SA"/>
-        </w:rPr>
-        <w:t xml:space="preserve"> عن أشياء ستنتهي عاجلاً أم آجلاً؟ كلا، وإنما عن شيء أبدي! إن كان هنالك شيء أبدي فهو الذي وصفه </w:t>
-      </w:r>
-      <w:r>
-        <w:rPr>
-          <w:rFonts w:hint="cs"/>
-          <w:rtl/>
-          <w:lang w:bidi="ar-SA"/>
-        </w:rPr>
-        <w:t>الله</w:t>
-      </w:r>
-      <w:r>
-        <w:rPr>
-          <w:rFonts w:hint="cs"/>
-          <w:rtl/>
-          <w:lang w:bidi="ar-SA"/>
-        </w:rPr>
-        <w:t>.</w:t>
+        </w:rPr>
+        <w:t>إنهم يدعونه رحب القلب، محبوبًا، متحررًا وما شابه ذلك إن كان مستعدًا بأن يتحد مع كل أنواع الناس. ارتباطات، نوادي، تحالفات وما إلى ذلك هي الحلول لأيامنا. فماذا يجب أن يعمله المسيحي المطيع؟ هل عليه أن ينشغل بهذه الأمور، أو عليه أن يبتعد عنها؟ من دون شك هو الأخير، وذلك ليس لأنه أفضل من غيره، وإنما لأن الله قال: "</w:t>
+      </w:r>
+      <w:r>
+        <w:rPr>
+          <w:rtl/>
+        </w:rPr>
+        <w:t>لاَ تَكُونُوا تَحْتَ نِيرٍ مَعَ غَيْرِ الْمُؤْمِنِينَ</w:t>
+      </w:r>
+      <w:r>
+        <w:rPr>
+          <w:rFonts w:hint="cs"/>
+          <w:rtl/>
+        </w:rPr>
+        <w:t>!" ليس لأن إرمياء كان أفضل من إخوته فكان عليه أن ينفصل عنهم، وإنما ببساطة لأنه أخذ الأمر من الذي دائمًا كلمته تهدينا في تصرفنا، والتي تحدد طريقنا وتشكل طابع شخصيتنا. ويحق لنا أن نكون متأكدين بأن إرمياء لم ينفصل عن محيطه بفِكر حاقد أو في بِرّ ذاتي حاكمًا على الآخرين؛ كلا، فلقد حدث هذا بالحري في تواضع حقيقي من القلب وبألم عميق في نفسه. هو بكى ليل نهار على حالة شعبه الأسيفة؛ لكن حتمية الانفصال كانت واضحة بقدر ما وضحتها كلمة الله. من الممكن أن إرمياء كان سيسير في درب الانفصال بقلب مكسور والدموع في عينيه، لكنه كان عليه أن يسير فيه إن أراد بأن يكون كفم الله. لو رفض ذلك فإنه كان سيُصرّح بذلك بأنه أحكم من الله. أخوته وأصدقاؤه لما كانوا سيفهمون تصرفه، نعم، إنهم كانوا سيخطئون في حُكمهم عليه</w:t>
+      </w:r>
+      <w:r>
+        <w:rPr>
+          <w:rFonts w:hint="cs"/>
+          <w:rtl/>
+        </w:rPr>
+        <w:t>؛ ولكنه لم يكن له شأن بكل هذا. إن اهتمامه كان بأن يطيعها وليس أن يقدّم تعليلاته أو أن يدافع عن نفسه. إن هذا كان بإمكانه أن يتركه لله بكل هدوء. لقد كان عليهم أن يرجعوا إليه، وليس هو إليهم.</w:t>
       </w:r>
     </w:p>
     <w:p>
       <w:pPr>
         <w:rPr>
           <w:rtl/>
-          <w:lang w:bidi="ar-SA"/>
         </w:rPr>
       </w:pPr>
       <w:r>
         <w:rPr>
           <w:rFonts w:hint="cs"/>
           <w:rtl/>
-          <w:lang w:bidi="ar-SA"/>
-        </w:rPr>
-        <w:t xml:space="preserve">إن أنكرنا الهلاك الأبدي، فعلينا أن ننكر كل ما هو أبدي، وإذ دائمًا ما تُستخدم ذات الكلمة في كلمة الله فهو لإظهار فترة زمنية لا تنتهي. إنها تقريبًا سبعون آية في العهد الجديد اليوناني حيث ترد كلمة "أبدي". ومن بينها يُشار إلى الحياة التي في المؤمنين كما وإلى عقوبة الأشرار (متى 25: 46). على أي أساس إذا يحق أن يجرؤ إنسان بأن يدّعي أن الكلمة في الآيات الستة أو السبعة التي تتكلم عن معاقبة الأشرار، </w:t>
-      </w:r>
-      <w:r>
-        <w:rPr>
-          <w:rtl/>
-          <w:lang w:bidi="ar-SA"/>
-        </w:rPr>
-        <w:t xml:space="preserve">لا تحمل </w:t>
-      </w:r>
-      <w:r>
-        <w:rPr>
-          <w:rFonts w:hint="cs"/>
-          <w:rtl/>
-          <w:lang w:bidi="ar-SA"/>
-        </w:rPr>
-        <w:t xml:space="preserve">معنى الاستدامة، وإنما فقط في غيرها؟ أنا أؤكّد على أني لا يمكنني أن أجيب على هذا السؤال. لو أن الروح القدس أو الرب يسوع المسيح بنفسه </w:t>
-      </w:r>
-      <w:r>
-        <w:rPr>
-          <w:rFonts w:hint="cs"/>
-          <w:rtl/>
-          <w:lang w:bidi="ar-SA"/>
-        </w:rPr>
-        <w:t>قد وجد من المناسب بأن يستخدم كلمة أخرى بما يتعلق بمعاقبة الأشرار لحياة المؤمنين، كنت عندها سأوفي تأكيد اعترافي بأسباب الاعتراض.</w:t>
+        </w:rPr>
+        <w:t xml:space="preserve">2. كورنثوس 6: 14 </w:t>
+      </w:r>
+      <w:r>
+        <w:rPr>
+          <w:rtl/>
+        </w:rPr>
+        <w:t>–</w:t>
+      </w:r>
+      <w:r>
+        <w:rPr>
+          <w:rFonts w:hint="cs"/>
+          <w:rtl/>
+        </w:rPr>
+        <w:t xml:space="preserve"> 18: "</w:t>
+      </w:r>
+      <w:r>
+        <w:rPr>
+          <w:rFonts w:ascii="Arial" w:hAnsi="Arial" w:cs="Arial" w:hint="cs"/>
+          <w:rtl/>
+        </w:rPr>
+        <w:t>​</w:t>
+      </w:r>
+      <w:r>
+        <w:rPr>
+          <w:rtl/>
+        </w:rPr>
+        <w:t>14</w:t>
+      </w:r>
+      <w:r>
+        <w:rPr>
+          <w:rFonts w:ascii="Arial" w:hAnsi="Arial" w:cs="Arial" w:hint="cs"/>
+          <w:rtl/>
+        </w:rPr>
+        <w:t>​</w:t>
+      </w:r>
+      <w:r>
+        <w:rPr>
+          <w:rtl/>
+        </w:rPr>
+        <w:t xml:space="preserve"> </w:t>
+      </w:r>
+      <w:r>
+        <w:rPr>
+          <w:rFonts w:ascii="Arial" w:hAnsi="Arial" w:cs="Arial" w:hint="cs"/>
+          <w:rtl/>
+        </w:rPr>
+        <w:t>​</w:t>
+      </w:r>
+      <w:r>
+        <w:rPr>
+          <w:rFonts w:hint="cs"/>
+          <w:rtl/>
+        </w:rPr>
+        <w:t>لاَ</w:t>
+      </w:r>
+      <w:r>
+        <w:rPr>
+          <w:rtl/>
+        </w:rPr>
+        <w:t xml:space="preserve"> </w:t>
+      </w:r>
+      <w:r>
+        <w:rPr>
+          <w:rFonts w:hint="cs"/>
+          <w:rtl/>
+        </w:rPr>
+        <w:t>تَكُونُوا</w:t>
+      </w:r>
+      <w:r>
+        <w:rPr>
+          <w:rtl/>
+        </w:rPr>
+        <w:t xml:space="preserve"> </w:t>
+      </w:r>
+      <w:r>
+        <w:rPr>
+          <w:rFonts w:hint="cs"/>
+          <w:rtl/>
+        </w:rPr>
+        <w:t>تَحْتَ</w:t>
+      </w:r>
+      <w:r>
+        <w:rPr>
+          <w:rtl/>
+        </w:rPr>
+        <w:t xml:space="preserve"> </w:t>
+      </w:r>
+      <w:r>
+        <w:rPr>
+          <w:rFonts w:hint="cs"/>
+          <w:rtl/>
+        </w:rPr>
+        <w:t>نِيرٍ</w:t>
+      </w:r>
+      <w:r>
+        <w:rPr>
+          <w:rtl/>
+        </w:rPr>
+        <w:t xml:space="preserve"> </w:t>
+      </w:r>
+      <w:r>
+        <w:rPr>
+          <w:rFonts w:hint="cs"/>
+          <w:rtl/>
+        </w:rPr>
+        <w:t>مَعَ</w:t>
+      </w:r>
+      <w:r>
+        <w:rPr>
+          <w:rtl/>
+        </w:rPr>
+        <w:t xml:space="preserve"> </w:t>
+      </w:r>
+      <w:r>
+        <w:rPr>
+          <w:rFonts w:hint="cs"/>
+          <w:rtl/>
+        </w:rPr>
+        <w:t>غَيْرِ</w:t>
+      </w:r>
+      <w:r>
+        <w:rPr>
+          <w:rtl/>
+        </w:rPr>
+        <w:t xml:space="preserve"> </w:t>
+      </w:r>
+      <w:r>
+        <w:rPr>
+          <w:rFonts w:hint="cs"/>
+          <w:rtl/>
+        </w:rPr>
+        <w:t>الْمُؤْمِنِينَ،</w:t>
+      </w:r>
+      <w:r>
+        <w:rPr>
+          <w:rtl/>
+        </w:rPr>
+        <w:t xml:space="preserve"> </w:t>
+      </w:r>
+      <w:r>
+        <w:rPr>
+          <w:rFonts w:hint="cs"/>
+          <w:rtl/>
+        </w:rPr>
+        <w:t>لأَنَّهُ</w:t>
+      </w:r>
+      <w:r>
+        <w:rPr>
+          <w:rtl/>
+        </w:rPr>
+        <w:t xml:space="preserve"> </w:t>
+      </w:r>
+      <w:r>
+        <w:rPr>
+          <w:rFonts w:hint="cs"/>
+          <w:rtl/>
+        </w:rPr>
+        <w:t>أ</w:t>
+      </w:r>
+      <w:r>
+        <w:rPr>
+          <w:rtl/>
+        </w:rPr>
+        <w:t xml:space="preserve">َيَّةُ خِلْطَةٍ لِلْبِرِّ وَالإِثْمِ؟ وَأَيَّةُ شَرِكَةٍ لِلنُّورِ مَعَ الظُّلْمَةِ؟  </w:t>
+      </w:r>
+      <w:r>
+        <w:rPr>
+          <w:rFonts w:ascii="Arial" w:hAnsi="Arial" w:cs="Arial" w:hint="cs"/>
+          <w:rtl/>
+        </w:rPr>
+        <w:t>​</w:t>
+      </w:r>
+      <w:r>
+        <w:rPr>
+          <w:rtl/>
+        </w:rPr>
+        <w:t>15</w:t>
+      </w:r>
+      <w:r>
+        <w:rPr>
+          <w:rFonts w:ascii="Arial" w:hAnsi="Arial" w:cs="Arial" w:hint="cs"/>
+          <w:rtl/>
+        </w:rPr>
+        <w:t>​</w:t>
+      </w:r>
+      <w:r>
+        <w:rPr>
+          <w:rtl/>
+        </w:rPr>
+        <w:t xml:space="preserve"> </w:t>
+      </w:r>
+      <w:r>
+        <w:rPr>
+          <w:rFonts w:ascii="Arial" w:hAnsi="Arial" w:cs="Arial" w:hint="cs"/>
+          <w:rtl/>
+        </w:rPr>
+        <w:t>​</w:t>
+      </w:r>
+      <w:r>
+        <w:rPr>
+          <w:rFonts w:hint="cs"/>
+          <w:rtl/>
+        </w:rPr>
+        <w:t>وَأَيُّ</w:t>
+      </w:r>
+      <w:r>
+        <w:rPr>
+          <w:rtl/>
+        </w:rPr>
+        <w:t xml:space="preserve"> </w:t>
+      </w:r>
+      <w:r>
+        <w:rPr>
+          <w:rFonts w:hint="cs"/>
+          <w:rtl/>
+        </w:rPr>
+        <w:t>اتِّفَاق</w:t>
+      </w:r>
+      <w:r>
+        <w:rPr>
+          <w:rtl/>
+        </w:rPr>
+        <w:t xml:space="preserve"> </w:t>
+      </w:r>
+      <w:r>
+        <w:rPr>
+          <w:rFonts w:hint="cs"/>
+          <w:rtl/>
+        </w:rPr>
+        <w:t>لِلْمَسِيحِ</w:t>
+      </w:r>
+      <w:r>
+        <w:rPr>
+          <w:rtl/>
+        </w:rPr>
+        <w:t xml:space="preserve"> </w:t>
+      </w:r>
+      <w:r>
+        <w:rPr>
+          <w:rFonts w:hint="cs"/>
+          <w:rtl/>
+        </w:rPr>
+        <w:t>مَعَ</w:t>
+      </w:r>
+      <w:r>
+        <w:rPr>
+          <w:rtl/>
+        </w:rPr>
+        <w:t xml:space="preserve"> </w:t>
+      </w:r>
+      <w:r>
+        <w:rPr>
+          <w:rFonts w:hint="cs"/>
+          <w:rtl/>
+        </w:rPr>
+        <w:t>بَلِيعَالَ؟</w:t>
+      </w:r>
+      <w:r>
+        <w:rPr>
+          <w:rtl/>
+        </w:rPr>
+        <w:t xml:space="preserve"> </w:t>
+      </w:r>
+      <w:r>
+        <w:rPr>
+          <w:rFonts w:hint="cs"/>
+          <w:rtl/>
+        </w:rPr>
+        <w:t>وَأَيُّ</w:t>
+      </w:r>
+      <w:r>
+        <w:rPr>
+          <w:rtl/>
+        </w:rPr>
+        <w:t xml:space="preserve"> </w:t>
+      </w:r>
+      <w:r>
+        <w:rPr>
+          <w:rFonts w:hint="cs"/>
+          <w:rtl/>
+        </w:rPr>
+        <w:t>نَصِيبٍ</w:t>
+      </w:r>
+      <w:r>
+        <w:rPr>
+          <w:rtl/>
+        </w:rPr>
+        <w:t xml:space="preserve"> </w:t>
+      </w:r>
+      <w:r>
+        <w:rPr>
+          <w:rFonts w:hint="cs"/>
+          <w:rtl/>
+        </w:rPr>
+        <w:t>لِلْمُؤْمِنِ</w:t>
+      </w:r>
+      <w:r>
+        <w:rPr>
+          <w:rtl/>
+        </w:rPr>
+        <w:t xml:space="preserve"> </w:t>
+      </w:r>
+      <w:r>
+        <w:rPr>
+          <w:rFonts w:hint="cs"/>
+          <w:rtl/>
+        </w:rPr>
+        <w:t>مَعَ</w:t>
+      </w:r>
+      <w:r>
+        <w:rPr>
+          <w:rtl/>
+        </w:rPr>
+        <w:t xml:space="preserve"> </w:t>
+      </w:r>
+      <w:r>
+        <w:rPr>
+          <w:rFonts w:hint="cs"/>
+          <w:rtl/>
+        </w:rPr>
+        <w:t>غَيْرِ</w:t>
+      </w:r>
+      <w:r>
+        <w:rPr>
+          <w:rtl/>
+        </w:rPr>
+        <w:t xml:space="preserve"> </w:t>
+      </w:r>
+      <w:r>
+        <w:rPr>
+          <w:rFonts w:hint="cs"/>
+          <w:rtl/>
+        </w:rPr>
+        <w:t>الْمُؤْمِنِ؟</w:t>
+      </w:r>
+      <w:r>
+        <w:rPr>
+          <w:rtl/>
+        </w:rPr>
+        <w:t xml:space="preserve">  </w:t>
+      </w:r>
+      <w:r>
+        <w:rPr>
+          <w:rFonts w:ascii="Arial" w:hAnsi="Arial" w:cs="Arial" w:hint="cs"/>
+          <w:rtl/>
+        </w:rPr>
+        <w:t>​</w:t>
+      </w:r>
+      <w:r>
+        <w:rPr>
+          <w:rtl/>
+        </w:rPr>
+        <w:t>16</w:t>
+      </w:r>
+      <w:r>
+        <w:rPr>
+          <w:rFonts w:ascii="Arial" w:hAnsi="Arial" w:cs="Arial" w:hint="cs"/>
+          <w:rtl/>
+        </w:rPr>
+        <w:t>​</w:t>
+      </w:r>
+      <w:r>
+        <w:rPr>
+          <w:rtl/>
+        </w:rPr>
+        <w:t xml:space="preserve"> </w:t>
+      </w:r>
+      <w:r>
+        <w:rPr>
+          <w:rFonts w:ascii="Arial" w:hAnsi="Arial" w:cs="Arial" w:hint="cs"/>
+          <w:rtl/>
+        </w:rPr>
+        <w:t>​</w:t>
+      </w:r>
+      <w:r>
+        <w:rPr>
+          <w:rFonts w:hint="cs"/>
+          <w:rtl/>
+        </w:rPr>
+        <w:t>وَأَيَّةُ</w:t>
+      </w:r>
+      <w:r>
+        <w:rPr>
+          <w:rtl/>
+        </w:rPr>
+        <w:t xml:space="preserve"> </w:t>
+      </w:r>
+      <w:r>
+        <w:rPr>
+          <w:rFonts w:hint="cs"/>
+          <w:rtl/>
+        </w:rPr>
+        <w:t>مُوَافَقَةٍ</w:t>
+      </w:r>
+      <w:r>
+        <w:rPr>
+          <w:rtl/>
+        </w:rPr>
+        <w:t xml:space="preserve"> </w:t>
+      </w:r>
+      <w:r>
+        <w:rPr>
+          <w:rFonts w:hint="cs"/>
+          <w:rtl/>
+        </w:rPr>
+        <w:t>لِهَيْكَلِ</w:t>
+      </w:r>
+      <w:r>
+        <w:rPr>
+          <w:rtl/>
+        </w:rPr>
+        <w:t xml:space="preserve"> </w:t>
+      </w:r>
+      <w:r>
+        <w:rPr>
+          <w:rFonts w:hint="cs"/>
+          <w:rtl/>
+        </w:rPr>
+        <w:t>اللهِ</w:t>
+      </w:r>
+      <w:r>
+        <w:rPr>
+          <w:rtl/>
+        </w:rPr>
+        <w:t xml:space="preserve"> </w:t>
+      </w:r>
+      <w:r>
+        <w:rPr>
+          <w:rFonts w:hint="cs"/>
+          <w:rtl/>
+        </w:rPr>
+        <w:t>مَعَ</w:t>
+      </w:r>
+      <w:r>
+        <w:rPr>
+          <w:rtl/>
+        </w:rPr>
+        <w:t xml:space="preserve"> </w:t>
+      </w:r>
+      <w:r>
+        <w:rPr>
+          <w:rFonts w:hint="cs"/>
+          <w:rtl/>
+        </w:rPr>
+        <w:t>الأَوْثَانِ؟</w:t>
+      </w:r>
+      <w:r>
+        <w:rPr>
+          <w:rtl/>
+        </w:rPr>
+        <w:t xml:space="preserve"> فَإِنَّكُمْ أَنْتُمْ هَيْكَلُ اللهِ الْحَيِّ، كَمَا قَالَ اللهُ:«إِنِّي سَأَسْكُنُ فِيهِمْ وَأَسِيرُ بَيْنَهُمْ، وَأَكُونُ لَهُمْ إِلهًا، وَهُمْ يَكُونُونَ لِي شَعْبًا.  </w:t>
+      </w:r>
+      <w:r>
+        <w:rPr>
+          <w:rFonts w:ascii="Arial" w:hAnsi="Arial" w:cs="Arial" w:hint="cs"/>
+          <w:rtl/>
+        </w:rPr>
+        <w:t>​</w:t>
+      </w:r>
+      <w:r>
+        <w:rPr>
+          <w:rtl/>
+        </w:rPr>
+        <w:t>17</w:t>
+      </w:r>
+      <w:r>
+        <w:rPr>
+          <w:rFonts w:ascii="Arial" w:hAnsi="Arial" w:cs="Arial" w:hint="cs"/>
+          <w:rtl/>
+        </w:rPr>
+        <w:t>​</w:t>
+      </w:r>
+      <w:r>
+        <w:rPr>
+          <w:rtl/>
+        </w:rPr>
+        <w:t xml:space="preserve"> </w:t>
+      </w:r>
+      <w:r>
+        <w:rPr>
+          <w:rFonts w:ascii="Arial" w:hAnsi="Arial" w:cs="Arial" w:hint="cs"/>
+          <w:rtl/>
+        </w:rPr>
+        <w:t>​</w:t>
+      </w:r>
+      <w:r>
+        <w:rPr>
+          <w:rFonts w:hint="cs"/>
+          <w:rtl/>
+        </w:rPr>
+        <w:t>لِذلِكَ</w:t>
+      </w:r>
+      <w:r>
+        <w:rPr>
+          <w:rtl/>
+        </w:rPr>
+        <w:t xml:space="preserve"> </w:t>
+      </w:r>
+      <w:r>
+        <w:rPr>
+          <w:rFonts w:hint="cs"/>
+          <w:rtl/>
+        </w:rPr>
+        <w:t>اخْرُجُوا</w:t>
+      </w:r>
+      <w:r>
+        <w:rPr>
+          <w:rtl/>
+        </w:rPr>
+        <w:t xml:space="preserve"> </w:t>
+      </w:r>
+      <w:r>
+        <w:rPr>
+          <w:rFonts w:hint="cs"/>
+          <w:rtl/>
+        </w:rPr>
+        <w:t>مِنْ</w:t>
+      </w:r>
+      <w:r>
+        <w:rPr>
+          <w:rtl/>
+        </w:rPr>
+        <w:t xml:space="preserve"> </w:t>
+      </w:r>
+      <w:r>
+        <w:rPr>
+          <w:rFonts w:hint="cs"/>
+          <w:rtl/>
+        </w:rPr>
+        <w:t>وَسْطِهِم</w:t>
+      </w:r>
+      <w:r>
+        <w:rPr>
+          <w:rtl/>
+        </w:rPr>
+        <w:t xml:space="preserve">ْ وَاعْتَزِلُوا، يَقُولُ الرَّبُّ. وَلاَ تَمَسُّوا نَجِسًا فَأَقْبَلَكُمْ،  </w:t>
+      </w:r>
+      <w:r>
+        <w:rPr>
+          <w:rFonts w:ascii="Arial" w:hAnsi="Arial" w:cs="Arial" w:hint="cs"/>
+          <w:rtl/>
+        </w:rPr>
+        <w:t>​</w:t>
+      </w:r>
+      <w:r>
+        <w:rPr>
+          <w:rtl/>
+        </w:rPr>
+        <w:t>18</w:t>
+      </w:r>
+      <w:r>
+        <w:rPr>
+          <w:rFonts w:ascii="Arial" w:hAnsi="Arial" w:cs="Arial" w:hint="cs"/>
+          <w:rtl/>
+        </w:rPr>
+        <w:t>​</w:t>
+      </w:r>
+      <w:r>
+        <w:rPr>
+          <w:rtl/>
+        </w:rPr>
+        <w:t xml:space="preserve"> </w:t>
+      </w:r>
+      <w:r>
+        <w:rPr>
+          <w:rFonts w:ascii="Arial" w:hAnsi="Arial" w:cs="Arial" w:hint="cs"/>
+          <w:rtl/>
+        </w:rPr>
+        <w:t>​</w:t>
+      </w:r>
+      <w:r>
+        <w:rPr>
+          <w:rFonts w:hint="cs"/>
+          <w:rtl/>
+        </w:rPr>
+        <w:t>وَأَكُونَ</w:t>
+      </w:r>
+      <w:r>
+        <w:rPr>
+          <w:rtl/>
+        </w:rPr>
+        <w:t xml:space="preserve"> </w:t>
+      </w:r>
+      <w:r>
+        <w:rPr>
+          <w:rFonts w:hint="cs"/>
+          <w:rtl/>
+        </w:rPr>
+        <w:t>لَكُمْ</w:t>
+      </w:r>
+      <w:r>
+        <w:rPr>
+          <w:rtl/>
+        </w:rPr>
+        <w:t xml:space="preserve"> </w:t>
+      </w:r>
+      <w:r>
+        <w:rPr>
+          <w:rFonts w:hint="cs"/>
+          <w:rtl/>
+        </w:rPr>
+        <w:t>أ</w:t>
+      </w:r>
+      <w:r>
+        <w:rPr>
+          <w:rtl/>
+        </w:rPr>
+        <w:t>َبًا، وَأَنْتُمْ تَكُونُونَ لِي بَنِينَ وَبَنَاتٍ، يَقُولُ الرَّبُّ، الْقَادِرُ عَلَى كُلِّ شَيْءٍ».</w:t>
+      </w:r>
+      <w:r>
+        <w:rPr>
+          <w:rFonts w:hint="cs"/>
+          <w:rtl/>
+        </w:rPr>
+        <w:t>"</w:t>
       </w:r>
     </w:p>
     <w:p>
       <w:pPr>
         <w:rPr>
           <w:rtl/>
-          <w:lang w:bidi="ar-SA"/>
         </w:rPr>
       </w:pPr>
       <w:r>
         <w:rPr>
           <w:rFonts w:hint="cs"/>
           <w:rtl/>
-          <w:lang w:bidi="ar-SA"/>
-        </w:rPr>
-        <w:t>لكن كلا؛ فالكلمة تُستخدم بمعنى لا يتبدل عن ما هو لا نهاية له، كما كل إنسان يعلم بذلك. لذا فإنه لا شيء هو أبدي إن لم تكن عقوبة الأشرار من دون نهاية. فبالتالي لا يحق للإنسان بأن يقف فقط عند مدة العقاب، وإنما عليه أن يستمر إلى أن يصل أخيرًا إلى إنكاره لوجود الله بذاته.</w:t>
+        </w:rPr>
+        <w:t xml:space="preserve">إننا نعرف جيدًا ما قد يدّعيه المرء في ذلك </w:t>
+      </w:r>
+      <w:r>
+        <w:rPr>
+          <w:rtl/>
+        </w:rPr>
+        <w:t>–</w:t>
+      </w:r>
+      <w:r>
+        <w:rPr>
+          <w:rFonts w:hint="cs"/>
+          <w:rtl/>
+        </w:rPr>
+        <w:t xml:space="preserve"> متى </w:t>
+      </w:r>
+      <w:r>
+        <w:rPr>
+          <w:rtl/>
+        </w:rPr>
+        <w:t xml:space="preserve">لم يدّعي </w:t>
+      </w:r>
+      <w:r>
+        <w:rPr>
+          <w:rFonts w:hint="cs"/>
+          <w:rtl/>
+        </w:rPr>
+        <w:t xml:space="preserve">القلب البشري ضد الله وحقه؟ إنه يبدو مقنعًا جدًا ومعقولاً بصورة عامة: "إننا ليس لنا أي حق بأن نحكم على الآخرين؛ كيف لنا أن نعلم إن كان الشخص مؤمنًا أم لا؟ إنه ليس من شأننا في الحكم في ذلك ولا أن نُظهر أنفسنا بأننا أقدس من غيرنا. المحبة دائمًا ترجو الأفضل. إن كان شخص صادقًا فقط، فما </w:t>
+      </w:r>
+      <w:r>
+        <w:rPr>
+          <w:rFonts w:hint="cs"/>
+          <w:rtl/>
+        </w:rPr>
+        <w:t xml:space="preserve">أهمية العقيدة التي يعتقد أنها صحيحة؟ لكل شخص </w:t>
+      </w:r>
+      <w:r>
+        <w:rPr>
+          <w:rFonts w:hint="cs"/>
+          <w:rtl/>
+        </w:rPr>
+        <w:t>حقه</w:t>
+      </w:r>
+      <w:r>
+        <w:rPr>
+          <w:rFonts w:hint="cs"/>
+          <w:rtl/>
+        </w:rPr>
+        <w:t xml:space="preserve"> في إبداء رأيه. إنه مجرد فارق في وجهات </w:t>
+      </w:r>
+      <w:r>
+        <w:rPr>
+          <w:rFonts w:hint="cs"/>
+          <w:rtl/>
+        </w:rPr>
+        <w:t>النظر</w:t>
+      </w:r>
+      <w:r>
+        <w:rPr>
+          <w:rFonts w:hint="cs"/>
+          <w:rtl/>
+        </w:rPr>
+        <w:t xml:space="preserve"> الشخصية."</w:t>
       </w:r>
     </w:p>
     <w:p>
       <w:pPr>
         <w:rPr>
           <w:rtl/>
-          <w:lang w:bidi="ar-SA"/>
         </w:rPr>
       </w:pPr>
       <w:r>
         <w:rPr>
           <w:rFonts w:hint="cs"/>
           <w:rtl/>
-          <w:lang w:bidi="ar-SA"/>
-        </w:rPr>
-        <w:t xml:space="preserve">فعلاً عليّ أن أقبل </w:t>
-      </w:r>
-      <w:r>
-        <w:rPr>
-          <w:rFonts w:hint="cs"/>
-          <w:rtl/>
-          <w:lang w:bidi="ar-SA"/>
-        </w:rPr>
-        <w:t>بأنه هنا يقبع كل أصل حقيقي لكل المشكلة. العدو الشرير يريد بأن يفتك من كلمة الله، من روح الله، من مسيح الله ومن الله ذاته. وبصورة مخادعة يبدأ ب</w:t>
-      </w:r>
-      <w:r>
-        <w:rPr>
-          <w:rtl/>
-          <w:lang w:bidi="ar-SA"/>
-        </w:rPr>
-        <w:t>تقديم النهاية الأكثر أمانًا لشبكة أكاذيبه المصيرية</w:t>
-      </w:r>
-      <w:r>
-        <w:rPr>
-          <w:rFonts w:hint="cs"/>
-          <w:rtl/>
-          <w:lang w:bidi="ar-SA"/>
-        </w:rPr>
-        <w:t xml:space="preserve"> بإنكاره العقاب الأبدي. ومتى ما وجدت هذه الأفكار بابًا لها تكون النفس قد وضعت أول خطوة لها في درب الهاوية المؤدي إلى بقاع الإلحاد المظلمة.</w:t>
+        </w:rPr>
+        <w:t>إننا كل ما سنرد على كل هذا</w:t>
+      </w:r>
+      <w:r>
+        <w:rPr>
+          <w:rFonts w:hint="cs"/>
+          <w:rtl/>
+        </w:rPr>
+        <w:t xml:space="preserve"> هو</w:t>
+      </w:r>
+      <w:r>
+        <w:rPr>
+          <w:rFonts w:hint="cs"/>
+          <w:rtl/>
+        </w:rPr>
+        <w:t xml:space="preserve">: كلمة الله تأمر المسيحي بأن يحكم، ويقرر ويميّز، بأن يخرج وينفصل. إن كان الأمر هكذا </w:t>
+      </w:r>
+      <w:r>
+        <w:rPr>
+          <w:rtl/>
+        </w:rPr>
+        <w:t>–</w:t>
+      </w:r>
+      <w:r>
+        <w:rPr>
+          <w:rFonts w:hint="cs"/>
+          <w:rtl/>
+        </w:rPr>
+        <w:t xml:space="preserve"> مَن باستطاعته أن ينكره أمام وصية الله الواضحة، الصريحة؟ -، ما هي عندها قيمة كل ادعاءات الناس وآرائها؟ إنها </w:t>
+      </w:r>
+      <w:r>
+        <w:rPr>
+          <w:rFonts w:hint="cs"/>
+          <w:rtl/>
+        </w:rPr>
+        <w:lastRenderedPageBreak/>
+        <w:t xml:space="preserve">ليس لها أهمية فيما يحكمه خادم أمين للمسيح بكل استقامة، وبساطة قلب أكثر من قشة على الميزان. </w:t>
+      </w:r>
+      <w:r>
+        <w:rPr>
+          <w:rFonts w:hint="cs"/>
+          <w:rtl/>
+        </w:rPr>
+        <w:t xml:space="preserve">لننتبه إلى كلمات الرسول بولس الجادة والغنية في مضمونها لابنه الحبيب تيموثاوس </w:t>
+      </w:r>
+      <w:r>
+        <w:rPr>
+          <w:rtl/>
+        </w:rPr>
+        <w:t>–</w:t>
+      </w:r>
+      <w:r>
+        <w:rPr>
+          <w:rFonts w:hint="cs"/>
+          <w:rtl/>
+        </w:rPr>
+        <w:t xml:space="preserve"> كلمات رسمت أمامه الطريق وهي واضحة لا لِبس فيها لشعب الله في كل الأزمنة:</w:t>
       </w:r>
     </w:p>
     <w:p>
       <w:pPr>
         <w:rPr>
           <w:rtl/>
-          <w:lang w:bidi="ar-SA"/>
         </w:rPr>
       </w:pPr>
       <w:r>
         <w:rPr>
           <w:rFonts w:hint="cs"/>
           <w:rtl/>
-          <w:lang w:bidi="ar-SA"/>
-        </w:rPr>
-        <w:t>قد يكون هذا الحديث حاد، قاسٍ ومتطرف، إلا أنه اقتناعي العميق والثابت. إني أشعر بأكثر صورة ملحّة مُرغمًا بحتمية تحذير جميع أحبائي الشباب من الخطر بأن يسمحوا</w:t>
-      </w:r>
-      <w:r>
-        <w:rPr>
-          <w:rFonts w:hint="cs"/>
-          <w:rtl/>
-          <w:lang w:bidi="ar-SA"/>
-        </w:rPr>
-        <w:t xml:space="preserve"> لأفكارهم</w:t>
-      </w:r>
-      <w:r>
-        <w:rPr>
-          <w:rFonts w:hint="cs"/>
-          <w:rtl/>
-          <w:lang w:bidi="ar-SA"/>
-        </w:rPr>
-        <w:t xml:space="preserve"> حتى بما يُخال السؤال أو الشك</w:t>
-      </w:r>
-      <w:r>
-        <w:rPr>
-          <w:rFonts w:hint="cs"/>
-          <w:rtl/>
-          <w:lang w:bidi="ar-SA"/>
-        </w:rPr>
-        <w:t xml:space="preserve"> من جهة الحق المعيّن إلهيًا عن عقاب الأشرار الأبدي في الجحيم. الغير مؤمن لا يمكن تجديده ثانية لأن الكتاب يقول: "</w:t>
-      </w:r>
-      <w:r>
-        <w:rPr>
-          <w:rtl/>
-        </w:rPr>
-        <w:t xml:space="preserve"> </w:t>
-      </w:r>
-      <w:r>
-        <w:rPr>
-          <w:rtl/>
-          <w:lang w:bidi="ar-SA"/>
-        </w:rPr>
-        <w:t>لَنْ يَرَى حَيَاةً</w:t>
-      </w:r>
-      <w:r>
-        <w:rPr>
-          <w:rFonts w:hint="cs"/>
-          <w:rtl/>
-          <w:lang w:bidi="ar-SA"/>
-        </w:rPr>
-        <w:t>". كما وأنه لن يُباد لأن الكتاب يقول: "</w:t>
-      </w:r>
-      <w:r>
-        <w:rPr>
-          <w:rtl/>
-        </w:rPr>
-        <w:t xml:space="preserve"> </w:t>
-      </w:r>
-      <w:r>
-        <w:rPr>
-          <w:rtl/>
-          <w:lang w:bidi="ar-SA"/>
-        </w:rPr>
-        <w:t>بَلْ يَمْكُثُ عَلَيْهِ غَضَبُ اللهِ</w:t>
-      </w:r>
-      <w:r>
-        <w:rPr>
-          <w:rFonts w:hint="cs"/>
-          <w:rtl/>
-          <w:lang w:bidi="ar-SA"/>
-        </w:rPr>
-        <w:t>".</w:t>
+        </w:rPr>
+        <w:t xml:space="preserve">2. تيموثاوس 2: 19 </w:t>
+      </w:r>
+      <w:r>
+        <w:rPr>
+          <w:rtl/>
+        </w:rPr>
+        <w:t>–</w:t>
+      </w:r>
+      <w:r>
+        <w:rPr>
+          <w:rFonts w:hint="cs"/>
+          <w:rtl/>
+        </w:rPr>
+        <w:t xml:space="preserve"> 21: "</w:t>
+      </w:r>
+      <w:r>
+        <w:rPr>
+          <w:rtl/>
+        </w:rPr>
+        <w:t>19وَلكِنَّ أَسَاسَ اللهِ الرَّاسِخَ قَدْ ثَبَتَ، إِذْ لَهُ هذَا الْخَتْمُ: «يَعْلَمُ الرَّبُّ الَّذِينَ هُمْ لَهُ». وَ«لْيَتَجَنَّبِ الإِثْمَ كُلُّ مَنْ يُسَمِّي اسْمَ الْمَسِيحِ».  20وَلكِنْ فِي بَيْتٍ كَبِيرٍ لَيْسَ آنِيَةٌ مِنْ ذَهَبٍ وَفِضَّةٍ فَقَطْ، بَلْ مِنْ خَشَبٍ وَخَزَفٍ أَيْضًا، وَتِلْكَ لِلْكَرَامَةِ وَهذِهِ لِلْهَوَانِ.  21فَإِنْ طَهَّرَ أَحَدٌ نَفْسَهُ مِنْ هذِهِ، يَكُونُ إِنَاءً لِلْكَرَامَةِ، مُقَدَّسًا، نَافِعًا لِلسَّيِّدِ، مُسْتَعَدًّا لِكُلِّ عَمَل صَالِحٍ.</w:t>
+      </w:r>
+      <w:r>
+        <w:rPr>
+          <w:rFonts w:hint="cs"/>
+          <w:rtl/>
+        </w:rPr>
+        <w:t>"</w:t>
       </w:r>
     </w:p>
     <w:p>
-      <w:pPr>
-        <w:rPr>
-          <w:lang w:bidi="ar-SA"/>
-        </w:rPr>
-      </w:pPr>
-      <w:r>
-        <w:rPr>
-          <w:rFonts w:hint="cs"/>
-          <w:rtl/>
-          <w:lang w:bidi="ar-SA"/>
-        </w:rPr>
-        <w:t xml:space="preserve">فكم هو أفضل وأكثر حكمة وضمانًا للناس من حولنا بأن يهربوا من الغضب الآتي، بدلاً من أن ينكروا مجيئه </w:t>
-      </w:r>
-      <w:r>
-        <w:rPr>
-          <w:rtl/>
-          <w:lang w:bidi="ar-SA"/>
-        </w:rPr>
-        <w:t>–</w:t>
-      </w:r>
-      <w:r>
-        <w:rPr>
-          <w:rFonts w:hint="cs"/>
-          <w:rtl/>
-          <w:lang w:bidi="ar-SA"/>
-        </w:rPr>
-        <w:t xml:space="preserve"> أو، ينكرون أبديتَه متى جاءَ ذاك.</w:t>
+      <w:r>
+        <w:rPr>
+          <w:rFonts w:hint="cs"/>
+          <w:rtl/>
+        </w:rPr>
+        <w:t>هنا نحن نرى بأنه إن رغب أحد بأن يكون إناءً مقدسًا، نافعًا ملائمًا لاستخدام السيد ويكون مستعدًا لكل عمل صالح، عليه أن ينفصل عن الاثم و</w:t>
+      </w:r>
+      <w:r>
+        <w:rPr>
+          <w:rFonts w:hint="cs"/>
+          <w:rtl/>
+        </w:rPr>
+        <w:t>ع</w:t>
+      </w:r>
+      <w:r>
+        <w:rPr>
+          <w:rFonts w:hint="cs"/>
+          <w:rtl/>
+        </w:rPr>
+        <w:t xml:space="preserve">ن أواني الهوان التي من حوله. إنه من المستحيل تجاوز ذلك من دون </w:t>
+      </w:r>
+      <w:r>
+        <w:rPr>
+          <w:rFonts w:hint="cs"/>
+          <w:rtl/>
+        </w:rPr>
+        <w:t>ضرب</w:t>
+      </w:r>
+      <w:r>
+        <w:rPr>
+          <w:rFonts w:hint="cs"/>
+          <w:rtl/>
+        </w:rPr>
+        <w:t xml:space="preserve"> كلمة الله عرض الحائط؛ وبأن نرفض كلمة الله معناه أننا نرفضه هو. كلمته تأمرني بأن أتطهّر، وأن أتجنّب الاثم وأبتعد عن مَن لهم فقط صورة التقوى وهم ينكرون قوتها.</w:t>
       </w:r>
     </w:p>
     <w:sectPr>
-      <w:pgSz w:w="12240" w:h="15840"/>
-      <w:pgMar w:top="1440" w:right="1800" w:bottom="1440" w:left="1800" w:header="720" w:footer="720" w:gutter="0"/>
-      <w:cols w:space="720"/>
+      <w:pgSz w:w="11906" w:h="16838"/>
+      <w:pgMar w:top="1440" w:right="1440" w:bottom="1440" w:left="1440" w:header="708" w:footer="708" w:gutter="0"/>
+      <w:cols w:space="708"/>
+      <w:bidi/>
+      <w:rtlGutter/>
       <w:docGrid w:linePitch="360"/>
     </w:sectPr>
   </w:body>
@@ -611,11 +1197,9 @@
     <w:rPrDefault>
       <w:rPr>
         <w:rFonts w:ascii="Sakkal Majalla" w:eastAsiaTheme="minorHAnsi" w:hAnsi="Sakkal Majalla" w:cs="Sakkal Majalla"/>
-        <w:kern w:val="2"/>
         <w:sz w:val="28"/>
         <w:szCs w:val="28"/>
         <w:lang w:val="en-US" w:eastAsia="en-US" w:bidi="he-IL"/>
-        <w14:ligatures w14:val="standardContextual"/>
       </w:rPr>
     </w:rPrDefault>
     <w:pPrDefault>
@@ -1008,7 +1592,6 @@
     <w:name w:val="Normal"/>
     <w:qFormat/>
     <w:rPr>
-      <w:noProof/>
       <w:lang w:bidi="ar-EG"/>
     </w:rPr>
   </w:style>
@@ -1044,7 +1627,7 @@
     <w:basedOn w:val="DefaultParagraphFont"/>
     <w:uiPriority w:val="99"/>
     <w:unhideWhenUsed/>
-    <w:rsid w:val="00C24E7D"/>
+    <w:rsid w:val="008846AB"/>
     <w:rPr>
       <w:color w:val="0563C1" w:themeColor="hyperlink"/>
       <w:u w:val="single"/>
@@ -1056,7 +1639,7 @@
     <w:uiPriority w:val="99"/>
     <w:semiHidden/>
     <w:unhideWhenUsed/>
-    <w:rsid w:val="00C24E7D"/>
+    <w:rsid w:val="008846AB"/>
     <w:rPr>
       <w:color w:val="605E5C"/>
       <w:shd w:val="clear" w:color="auto" w:fill="E1DFDD"/>
@@ -1068,7 +1651,7 @@
     <w:uiPriority w:val="99"/>
     <w:semiHidden/>
     <w:unhideWhenUsed/>
-    <w:rsid w:val="00EE4BB6"/>
+    <w:rsid w:val="00487E12"/>
     <w:rPr>
       <w:color w:val="954F72" w:themeColor="followedHyperlink"/>
       <w:u w:val="single"/>
